--- a/landing-page/program-detail/rushford-business-school/mba/04-mba-in-real-estate-management.docx
+++ b/landing-page/program-detail/rushford-business-school/mba/04-mba-in-real-estate-management.docx
@@ -54,7 +54,7 @@
         <w:rPr>
           <w:sz w:val="22"/>
         </w:rPr>
-        <w:t>Property in this region is not a side industry; it is the industry. This 16-month online MBA from Rushford Business School pairs the management core with a real estate specialization, and it fits around a working week in the UAE.</w:t>
+        <w:t>Property in this region is not a side industry; it is the industry. This 16-month online MBA from Rushford Business School pairs the management core with a real estate specialisation, and it fits around a working week in the UAE.</w:t>
       </w:r>
     </w:p>
     <w:p>
@@ -336,7 +336,7 @@
     </w:p>
     <w:p>
       <w:r>
-        <w:t>A property market that transacts hundreds of billions of dirhams a year does not run on brokers alone. It needs people who can read a balance sheet, price an asset, manage a portfolio, and argue a development case with numbers in hand. That combination is exactly what this MBA teaches: the Rushford management core, then a specialization built around real estate marketing, investment and finance, portfolio management, and capital markets.</w:t>
+        <w:t>A property market that transacts hundreds of billions of dirhams a year does not run on brokers alone. It needs people who can read a balance sheet, price an asset, manage a portfolio, and argue a development case with numbers in hand. That combination is exactly what this MBA teaches: the Rushford management core, then a specialisation built around real estate marketing, investment and finance, portfolio management, and capital markets.</w:t>
       </w:r>
     </w:p>
     <w:p>
@@ -388,7 +388,7 @@
     </w:p>
     <w:p>
       <w:r>
-        <w:t>The specialization covers investment, capital markets, and portfolio management, which is where the serious money decisions actually happen.</w:t>
+        <w:t>The specialisation covers investment, capital markets, and portfolio management, which is where the serious money decisions actually happen.</w:t>
       </w:r>
     </w:p>
     <w:p>
@@ -616,7 +616,7 @@
     </w:p>
     <w:p>
       <w:r>
-        <w:t>Four stages: management foundations, the business core, the real estate specialization, and the capstone that puts all of it on one live property question.</w:t>
+        <w:t>Four stages: management foundations, the business core, the real estate specialisation, and the capstone that puts all of it on one live property question.</w:t>
       </w:r>
     </w:p>
     <w:p>
@@ -747,7 +747,7 @@
         <w:spacing w:before="200"/>
       </w:pPr>
       <w:r>
-        <w:t>Stage 3 · The real estate specialization</w:t>
+        <w:t>Stage 3 · The real estate specialisation</w:t>
       </w:r>
     </w:p>
     <w:p>
@@ -1066,7 +1066,7 @@
     </w:p>
     <w:p>
       <w:r>
-        <w:t>Taggd's 2026 GCC study reports nine in ten employers struggling to find qualified candidates, and real estate functions are short on finance-literate managers.</w:t>
+        <w:t>Across the Gulf, employers keep reporting shortages of qualified candidates, and real estate functions are short on finance-literate managers.</w:t>
       </w:r>
     </w:p>
     <w:p>
@@ -1079,7 +1079,7 @@
     </w:p>
     <w:p>
       <w:r>
-        <w:t>Capital flows into Gulf property from every continent. The specialization's international framing matches how deals actually get done.</w:t>
+        <w:t>Capital flows into Gulf property from every continent. The specialisation's international framing matches how deals actually get done.</w:t>
       </w:r>
     </w:p>
     <w:p>
@@ -1105,7 +1105,7 @@
     </w:p>
     <w:p>
       <w:r>
-        <w:t>markets turn. The valuation and portfolio discipline in this specialization is built for slow years as much as record ones, so if you only want to ride a boom, lower-cost courses exist.</w:t>
+        <w:t>markets turn. The valuation and portfolio discipline in this specialisation is built for slow years as much as record ones, so if you only want to ride a boom, lower-cost courses exist.</w:t>
       </w:r>
     </w:p>
     <w:p>

--- a/landing-page/program-detail/rushford-business-school/mba/04-mba-in-real-estate-management.docx
+++ b/landing-page/program-detail/rushford-business-school/mba/04-mba-in-real-estate-management.docx
@@ -38,7 +38,7 @@
         <w:t xml:space="preserve">Meta Description: </w:t>
       </w:r>
       <w:r>
-        <w:t>16-month online MBA in Real Estate Management from Rushford Business School. 90 ECTS, evening study, AED instalments. Enquire now.</w:t>
+        <w:t>16-month online MBA in Real Estate Management from Rushford Business School. 90 ECTS, evening study, AED installments. Enquire now.</w:t>
       </w:r>
     </w:p>
     <w:p>
@@ -54,7 +54,7 @@
         <w:rPr>
           <w:sz w:val="22"/>
         </w:rPr>
-        <w:t>Property in this region is not a side industry; it is the industry. This 16-month online MBA from Rushford Business School pairs the management core with a real estate specialisation, and it fits around a working week in the UAE.</w:t>
+        <w:t>Property in this region is not a side industry; it is the industry. This 16-month online MBA from Rushford Business School pairs the management core with a real estate specialization, and it fits around a working week in the UAE.</w:t>
       </w:r>
     </w:p>
     <w:p>
@@ -126,7 +126,7 @@
         <w:pStyle w:val="Heading2"/>
       </w:pPr>
       <w:r>
-        <w:t>Programme at a Glance</w:t>
+        <w:t>Program At A Glance</w:t>
       </w:r>
     </w:p>
     <w:tbl>
@@ -331,12 +331,12 @@
         <w:pStyle w:val="Heading2"/>
       </w:pPr>
       <w:r>
-        <w:t>Programme Overview</w:t>
+        <w:t>Program Overview</w:t>
       </w:r>
     </w:p>
     <w:p>
       <w:r>
-        <w:t>A property market that transacts hundreds of billions of dirhams a year does not run on brokers alone. It needs people who can read a balance sheet, price an asset, manage a portfolio, and argue a development case with numbers in hand. That combination is exactly what this MBA teaches: the Rushford management core, then a specialisation built around real estate marketing, investment and finance, portfolio management, and capital markets.</w:t>
+        <w:t>A property market that transacts hundreds of billions of dirhams a year does not run on brokers alone. It needs people who can read a balance sheet, price an asset, manage a portfolio, and argue a development case with numbers in hand. That combination is exactly what this MBA teaches: the Rushford management core, then a specialization built around real estate marketing, investment and finance, portfolio management, and capital markets.</w:t>
       </w:r>
     </w:p>
     <w:p>
@@ -349,7 +349,7 @@
         <w:pStyle w:val="Heading2"/>
       </w:pPr>
       <w:r>
-        <w:t>Why Choose This Programme</w:t>
+        <w:t>Why Choose This Program</w:t>
       </w:r>
     </w:p>
     <w:p>
@@ -388,7 +388,7 @@
     </w:p>
     <w:p>
       <w:r>
-        <w:t>The specialisation covers investment, capital markets, and portfolio management, which is where the serious money decisions actually happen.</w:t>
+        <w:t>The specialization covers investment, capital markets, and portfolio management, which is where the serious money decisions actually happen.</w:t>
       </w:r>
     </w:p>
     <w:p>
@@ -414,7 +414,7 @@
     </w:p>
     <w:p>
       <w:r>
-        <w:t>Instalments follow the salary cycle, and the schedule is agreed in writing up front.</w:t>
+        <w:t>Installments follow the salary cycle, and the schedule is agreed in writing up front.</w:t>
       </w:r>
     </w:p>
     <w:p>
@@ -606,7 +606,7 @@
         <w:pStyle w:val="Heading2"/>
       </w:pPr>
       <w:r>
-        <w:t>Programme Structure</w:t>
+        <w:t>Program Structure</w:t>
       </w:r>
     </w:p>
     <w:p>
@@ -616,7 +616,7 @@
     </w:p>
     <w:p>
       <w:r>
-        <w:t>Four stages: management foundations, the business core, the real estate specialisation, and the capstone that puts all of it on one live property question.</w:t>
+        <w:t>Four stages: management foundations, the business core, the real estate specialization, and the capstone that puts all of it on one live property question.</w:t>
       </w:r>
     </w:p>
     <w:p>
@@ -747,7 +747,7 @@
         <w:spacing w:before="200"/>
       </w:pPr>
       <w:r>
-        <w:t>Stage 3 · The real estate specialisation</w:t>
+        <w:t>Stage 3 · The real estate specialization</w:t>
       </w:r>
     </w:p>
     <w:p>
@@ -932,7 +932,7 @@
                 <w:b/>
                 <w:sz w:val="20"/>
               </w:rPr>
-              <w:t>Affordable instalments</w:t>
+              <w:t>Affordable installments</w:t>
             </w:r>
           </w:p>
         </w:tc>
@@ -1003,7 +1003,7 @@
               <w:rPr>
                 <w:sz w:val="20"/>
               </w:rPr>
-              <w:t>Enrolment and visa-free study paperwork, handled with you</w:t>
+              <w:t>Enrollment and visa-free study paperwork, handled with you</w:t>
             </w:r>
           </w:p>
         </w:tc>
@@ -1079,7 +1079,7 @@
     </w:p>
     <w:p>
       <w:r>
-        <w:t>Capital flows into Gulf property from every continent. The specialisation's international framing matches how deals actually get done.</w:t>
+        <w:t>Capital flows into Gulf property from every continent. The specialization's international framing matches how deals actually get done.</w:t>
       </w:r>
     </w:p>
     <w:p>
@@ -1105,7 +1105,7 @@
     </w:p>
     <w:p>
       <w:r>
-        <w:t>markets turn. The valuation and portfolio discipline in this specialisation is built for slow years as much as record ones, so if you only want to ride a boom, lower-cost courses exist.</w:t>
+        <w:t>markets turn. The valuation and portfolio discipline in this specialization is built for slow years as much as record ones, so if you only want to ride a boom, lower-cost courses exist.</w:t>
       </w:r>
     </w:p>
     <w:p>
@@ -1196,7 +1196,7 @@
                 <w:b/>
                 <w:sz w:val="20"/>
               </w:rPr>
-              <w:t>Monthly Instalments</w:t>
+              <w:t>Monthly Installments</w:t>
             </w:r>
           </w:p>
         </w:tc>
@@ -1281,7 +1281,7 @@
         <w:t xml:space="preserve">Request the fee structure: </w:t>
       </w:r>
       <w:r>
-        <w:t>Fees shift with intake and study mode, so this page carries no fixed figure. Admissions sends a personal breakdown on request, free of charge and free of obligation. Across our Master's programmes, totals usually land between AED 16,000 and 40,000.</w:t>
+        <w:t>Fees shift with intake and study mode, so our admissions team shares no fixed figure up front. Admissions sends a personal breakdown on request, free of charge and free of obligation. Across our Master's programs, totals usually land between AED 16,000 and 40,000.</w:t>
       </w:r>
     </w:p>
     <w:sectPr>
